--- a/zaini_case_audit_output/outputs/word/documents/059_ردود على حكم الالتماس 717.docx
+++ b/zaini_case_audit_output/outputs/word/documents/059_ردود على حكم الالتماس 717.docx
@@ -51,6 +51,20 @@
           <w:i/>
         </w:rPr>
         <w:t>[مخرج آلي / Script Output - سماوي]  [مخرج آلي يحتاج مراجعة بشرية - وردي]</w:t>
+      </w:r>
+    </w:p>
+    <w:p>
+      <w:pPr>
+        <w:jc w:val="right"/>
+        <w:bidi/>
+      </w:pPr>
+      <w:r>
+        <w:rPr>
+          <w:b w:val="0"/>
+          <w:i/>
+          <w:color w:val="C00000"/>
+        </w:rPr>
+        <w:t>[نص ممسوح OCR صُحِّح ترتيبه آلياً — قد يحتوي أخطاء طفيفة]</w:t>
       </w:r>
     </w:p>
     <w:p/>
@@ -129,7 +143,7 @@
           <w:b w:val="0"/>
           <w:i w:val="0"/>
         </w:rPr>
-        <w:t>رابعاً: هذه المستندات اللي جابها الطاعن عبارة عن أدلة مترابطة، كان المفروض المحكمة تعتد بها. ونظام الإثبات المادة (1) تقول إن الإثبات هو إقامة الدليل على واقعة قانونية أو تصرف قانوني.</w:t>
+        <w:t>.ينوناق فرصت وأ ةينوناق ةعقاو ىلع ليلدلا ةماقإ وه تابثإلا نإ لوقت (1) ةداملا تابثإلا ماظنو .اهب دتعت ةمكحملا ضورفملا ناك ،ةطبارتم ةلدأ نع ةرابع نعاطلا اهباج يللا تادنتسملا هذه :ًاعبار</w:t>
       </w:r>
     </w:p>
     <w:p>
@@ -246,7 +260,7 @@
           <w:b w:val="0"/>
           <w:i w:val="0"/>
         </w:rPr>
-        <w:t>ثالثاً: الرد على موضوع تناقض منطوق الحكم (الفقرة هـ)</w:t>
+        <w:t>(ـه ةرقفلا) مكحلا قوطنم ضقانت عوضوم ىلع درلا :ًاثلاث</w:t>
       </w:r>
     </w:p>
     <w:p>
@@ -259,7 +273,7 @@
           <w:b w:val="0"/>
           <w:i w:val="0"/>
         </w:rPr>
-        <w:t>المحكمة قالت إن المنطوق واضح وصدر بالإلزام، وإن أسباب الحكم السابق متوافقة مع الطلبات، وإن الملتمس ما بين وجه التناقض في المنطوق. هذا الكلام غير صحيح، والتناقضات اللي في أحكام الدرجة الأولى والاستئناف تثبت العكس. ومن المبادئ المعروفة في القضاء السعودي إن "الأسباب والمنطوق وحدة واحدة ما تتجزأ"، فإذا كان في خلل بالأسباب، هذا الخلل ينعكس على المنطوق ويضعف قوته. والتناقضات اللي تثبت هذا الخلل هي:</w:t>
+        <w:t>:يه للخلا اذه تبثت يللا تاضقانتلاو .هتوق فعضيو قوطنملا ىلع سكعني للخلا اذه ،بابسألاب للخ يف ناك اذإف ،"أزجتت ام ةدحاو ةدحو قوطنملاو بابسألا" نإ يدوعسلا ءاضقلا يف ةفورعملا ئدابملا نمو .سكعلا تبثت فانئتسالاو ىلوألا ةجردلا ماكحأ يف يللا تاضقانتلاو ،حيحص ريغ مالكلا اذه .قوطنملا يف ضقانتلا هجو نيب ام سمتلملا نإو ،تابلطلا عم ةقفاوتم قباسلا مكحلا بابسأ نإو ،مازلإلاب ردصو حضاو قوطنملا نإ تلاق ةمكحملا</w:t>
       </w:r>
     </w:p>
     <w:p>
@@ -363,7 +377,7 @@
           <w:b w:val="0"/>
           <w:i w:val="0"/>
         </w:rPr>
-        <w:t>التناقض الثامن: المحكمة تجاهلت قيمة التخارج الفعلية التي تمت باتفاق الأطراف، ونفذت أمام وزارة التجارة وكاتب العدل، وأخذت بتقييم آخر مختلف. والأصل الشرعي والنظامي إن عقد الصلح والتخارج من أقوى العقود الملزمة، ويكتسب حجية قاطعة بمجرد توثيقه. والاتفاق اللاحق بين الأطراف ينسخ الذي قبله من تقييمات، لأن إرادة الأطراف الحرة هي مصدر الالتزامات. وحتى لو افترضنا أن المحكمة تبغي ترجع إلى تقييم فعلي، كان المفروض تأخذ بقيمة التخارج نفسها، لأنها القيمة الفعلية التي تم بها التخارج ونفذت. هذا المنطق يخلي الحكم معيباً، خصوصاً أن القضاة ما حققوا في المستندات اللي عندهم، مثل حكم الصلح اللي أشاروا إليه في حيثياتهم وتجاهلوه، أو في منطقية القيمة المذكورة بالعقد نفسه.</w:t>
+        <w:t>.هسفن دقعلاب ةروكذملا ةميقلا ةيقطنم يف وأ ،هولهاجتو مهتايثيح يف هيلإ اوراشأ يللا حلصلا مكح لثم ،مهدنع يللا تادنتسملا يف اوققح ام ةاضقلا نأ ًاصوصخ ،ًابيعم مكحلا يلخي قطنملا اذه .تذفنو جراختلا اهب مت يتلا ةيلعفلا ةميقلا اهنأل ،اهسفن جراختلا ةميقب ذخأت ضورفملا ناك ،يلعف مييقت ىلإ عجرت يغبت ةمكحملا نأ انضرتفا ول ىتحو .تامازتلالا ردصم يه ةرحلا فارطألا ةدارإ نأل ،تامييقت نم هلبق يذلا خسني فارطألا نيب قحاللا قافتالاو .هقيثوت درجمب ةعطاق ةيجح بستكيو ،ةمزلملا دوقعلا ىوقأ نم جراختلاو حلصلا دقع نإ يماظنلاو يعرشلا لصألاو .فلتخم رخآ مييقتب تذخأو ،لدعلا بتاكو ةراجتلا ةرازو مامأ تذفنو ،فارطألا قافتاب تمت يتلا ةيلعفلا جراختلا ةميق تلهاجت ةمكحملا :نماثلا ضقانتلا</w:t>
       </w:r>
     </w:p>
     <w:p>
@@ -376,7 +390,7 @@
           <w:b w:val="0"/>
           <w:i w:val="0"/>
         </w:rPr>
-        <w:t>حكم الصلح والتخارج الصادر سنة ١٤٣٢هـ مو مجرد ورقة عادية، هذا هو المستند الأم والمرجع الأساسي اللي المفروض ينهي النزاع نهائياً بين الأطراف جميعهم. القضاء السعودي والمحكمة العليا عندهم مبدأ ثابت ومعروف، أن "الأسباب والمنطوق وحدة واحدة ما تتجزأ". يعني إذا كان في خلل أو تناقض في أسباب الحكم، هذا الخلل ينعكس حتماً على منطوق الحكم، ويخل بقوته وحجيته. الخصوم في محضر الصلح والتخارج أبرأوا ذمة الطاعن بموجب حكم الصلح النهائي.كيف المحكمة ترجع إلى التقرير نفسه الذي تم الصلح بناءً عليه، وتستخدمه عشان تلزم أسامة بمبالغ جديدة، مع أن الصلح الذي وافقوا عليه هو نفسه اللي أبرأ ذمته؟ هذا تناقض واضح وصريح.</w:t>
+        <w:t>.حيرصو حضاو ضقانت اذه ؟هتمذ أربأ يللا هسفن وه هيلع اوقفاو يذلا حلصلا نأ عم ،ةديدج غلابمب ةماسأ مزلت ناشع همدختستو ،هيلع ًءانب حلصلا مت يذلا هسفن ريرقتلا ىلإ عجرت ةمكحملا فيك.يئاهنلا حلصلا مكح بجومب نعاطلا ةمذ اوأربأ جراختلاو حلصلا رضحم يف موصخلا .هتيجحو هتوقب لخيو ،مكحلا قوطنم ىلع ًامتح سكعني للخلا اذه ،مكحلا بابسأ يف ضقانت وأ للخ يف ناك اذإ ينعي ."أزجتت ام ةدحاو ةدحو قوطنملاو بابسألا" نأ ،فورعمو تباث أدبم مهدنع ايلعلا ةمكحملاو يدوعسلا ءاضقلا .مهعيمج فارطألا نيب ًايئاهن عازنلا يهني ضورفملا يللا يساسألا عجرملاو مألا دنتسملا وه اذه ،ةيداع ةقرو درجم وم ـه١٤٣٢ ةنس رداصلا جراختلاو حلصلا مكح</w:t>
       </w:r>
     </w:p>
     <w:p>
@@ -428,7 +442,7 @@
           <w:b w:val="0"/>
           <w:i w:val="0"/>
         </w:rPr>
-        <w:t>\- الحقوق الشخصية لعدنان (نصيبه المباشر في الشركة)</w:t>
+        <w:t>(ةكرشلا يف رشابملا هبيصن) ناندعل ةيصخشلا قوقحلا -\</w:t>
       </w:r>
     </w:p>
     <w:p>
@@ -441,7 +455,7 @@
           <w:b w:val="0"/>
           <w:i w:val="0"/>
         </w:rPr>
-        <w:t>\- الحقوق الموروثة (التي آلت إليه من والده)</w:t>
+        <w:t>(هدلاو نم هيلإ تلآ يتلا) ةثوروملا قوقحلا -\</w:t>
       </w:r>
     </w:p>
     <w:p>
@@ -519,7 +533,7 @@
           <w:b w:val="0"/>
           <w:i w:val="0"/>
         </w:rPr>
-        <w:t>رابعاً: الرد على موضوع عدم التمثيل الصحيح (الفقرة ز)</w:t>
+        <w:t>(ز ةرقفلا) حيحصلا ليثمتلا مدع عوضوم ىلع درلا :ًاعبار</w:t>
       </w:r>
     </w:p>
     <w:p>

--- a/zaini_case_audit_output/outputs/word/documents/059_ردود على حكم الالتماس 717.docx
+++ b/zaini_case_audit_output/outputs/word/documents/059_ردود على حكم الالتماس 717.docx
@@ -70,14 +70,13 @@
     <w:p/>
     <w:p>
       <w:pPr>
+        <w:pStyle w:val="Heading2"/>
         <w:jc w:val="right"/>
         <w:bidi/>
       </w:pPr>
       <w:r>
-        <w:rPr>
-          <w:b w:val="0"/>
-          <w:i w:val="0"/>
-        </w:rPr>
+        <w:t>[نص الضبط / الحكم — المتن الفعلي] ===</w:t>
+        <w:br/>
         <w:t>أولاً: الرد على موضوع الأوراق الجديدة (عقود التأسيس والسجلات التجارية)</w:t>
       </w:r>
     </w:p>
@@ -278,27 +277,25 @@
     </w:p>
     <w:p>
       <w:pPr>
+        <w:pStyle w:val="Heading2"/>
         <w:jc w:val="right"/>
         <w:bidi/>
       </w:pPr>
       <w:r>
-        <w:rPr>
-          <w:b w:val="0"/>
-          <w:i w:val="0"/>
-        </w:rPr>
+        <w:t>[ترويسة / كليشة وزارة العدل — معلومات رسمية متكررة] ===</w:t>
+        <w:br/>
         <w:t>التناقض الأول: المحكمة من ناحية استندت إلى إقرار الوالد إنه "ما باع أي شيء من أملاكه لأحد أبنائه"، ومن ناحية أخرى استندت إلى تقارير طبية تثبت أنه كان يعاني النسيان. والأغرب أن نفس هذه الواقعة كانت قدام قاضي المحكمة العامة في قضية الحجر على المرحوم والقاضي وقتها حكم برد دعوى الخصوم، وقرر إنه المرحوم ما يحتاج إلى ولي، واستند إلى التقرير نفسه من الصحة النفسية الذي أكد صحة أهليته، رغم أنه يعاني النسيان. ليش القضاة هنا أخذوا بإقراره السلبي بعدم البيع، وقاضي الحجر شاف التقارير نفسها، وحكم بكامل أهليته، ورد دعوى الحجر؟ هذا التناقض أثر في الحكم.</w:t>
       </w:r>
     </w:p>
     <w:p>
       <w:pPr>
+        <w:pStyle w:val="Heading2"/>
         <w:jc w:val="right"/>
         <w:bidi/>
       </w:pPr>
       <w:r>
-        <w:rPr>
-          <w:b w:val="0"/>
-          <w:i w:val="0"/>
-        </w:rPr>
+        <w:t>[نص الضبط / الحكم — المتن الفعلي] ===</w:t>
+        <w:br/>
         <w:t>التناقض الثاني: المحكمة قالت إنها "غير ملزمة بتحقيق العقد" رغم وجود قرائن عندها تثبت عدم صحته، وبعدين راحت وحكمت بعدم صحة العقد بناء على القرائن نفسها بدون تحقيق. هذا التناقض في التسبيب جعل الحكم يخلو من أساس موضوعي سليم.</w:t>
       </w:r>
     </w:p>

--- a/zaini_case_audit_output/outputs/word/documents/059_ردود على حكم الالتماس 717.docx
+++ b/zaini_case_audit_output/outputs/word/documents/059_ردود على حكم الالتماس 717.docx
@@ -272,7 +272,7 @@
           <w:b w:val="0"/>
           <w:i w:val="0"/>
         </w:rPr>
-        <w:t>:يه للخلا اذه تبثت يللا تاضقانتلاو .هتوق فعضيو قوطنملا ىلع سكعني للخلا اذه ،بابسألاب للخ يف ناك اذإف ،"أزجتت ام ةدحاو ةدحو قوطنملاو بابسألا" نإ يدوعسلا ءاضقلا يف ةفورعملا ئدابملا نمو .سكعلا تبثت فانئتسالاو ىلوألا ةجردلا ماكحأ يف يللا تاضقانتلاو ،حيحص ريغ مالكلا اذه .قوطنملا يف ضقانتلا هجو نيب ام سمتلملا نإو ،تابلطلا عم ةقفاوتم قباسلا مكحلا بابسأ نإو ،مازلإلاب ردصو حضاو قوطنملا نإ تلاق ةمكحملا</w:t>
+        <w:t>المحكمة قالت إن المنطوق واضح وصدر بالإلزام، وإن أسباب الحكم السابق متوافقة مع الطلبات، وإن الملتمس ما بين وجه التناقض في المنطوق. هذا الكلام غير صحيح، والتناقضات اللي في أحكام الدرجة الأولى والاستئناف تثبت العكس. ومن المبادئ المعروفة في القضاء السعودي إن "الأسباب والمنطوق وحدة واحدة ما تتجزأ"، فإذا كان في خلل بالأسباب، هذا الخلل ينعكس على المنطوق ويضعف قوته. والتناقضات اللي تثبت هذا الخلل هي:</w:t>
       </w:r>
     </w:p>
     <w:p>
@@ -374,7 +374,7 @@
           <w:b w:val="0"/>
           <w:i w:val="0"/>
         </w:rPr>
-        <w:t>.هسفن دقعلاب ةروكذملا ةميقلا ةيقطنم يف وأ ،هولهاجتو مهتايثيح يف هيلإ اوراشأ يللا حلصلا مكح لثم ،مهدنع يللا تادنتسملا يف اوققح ام ةاضقلا نأ ًاصوصخ ،ًابيعم مكحلا يلخي قطنملا اذه .تذفنو جراختلا اهب مت يتلا ةيلعفلا ةميقلا اهنأل ،اهسفن جراختلا ةميقب ذخأت ضورفملا ناك ،يلعف مييقت ىلإ عجرت يغبت ةمكحملا نأ انضرتفا ول ىتحو .تامازتلالا ردصم يه ةرحلا فارطألا ةدارإ نأل ،تامييقت نم هلبق يذلا خسني فارطألا نيب قحاللا قافتالاو .هقيثوت درجمب ةعطاق ةيجح بستكيو ،ةمزلملا دوقعلا ىوقأ نم جراختلاو حلصلا دقع نإ يماظنلاو يعرشلا لصألاو .فلتخم رخآ مييقتب تذخأو ،لدعلا بتاكو ةراجتلا ةرازو مامأ تذفنو ،فارطألا قافتاب تمت يتلا ةيلعفلا جراختلا ةميق تلهاجت ةمكحملا :نماثلا ضقانتلا</w:t>
+        <w:t>التناقض الثامن: المحكمة تجاهلت قيمة التخارج الفعلية التي تمت باتفاق الأطراف، ونفذت أمام وزارة التجارة وكاتب العدل، وأخذت بتقييم آخر مختلف. والأصل الشرعي والنظامي إن عقد الصلح والتخارج من أقوى العقود الملزمة، ويكتسب حجية قاطعة بمجرد توثيقه. والاتفاق اللاحق بين الأطراف ينسخ الذي قبله من تقييمات، لأن إرادة الأطراف الحرة هي مصدر الالتزامات. وحتى لو افترضنا أن المحكمة تبغي ترجع إلى تقييم فعلي، كان المفروض تأخذ بقيمة التخارج نفسها، لأنها القيمة الفعلية التي تم بها التخارج ونفذت. هذا المنطق يخلي الحكم معيباً، خصوصاً أن القضاة ما حققوا في المستندات اللي عندهم، مثل حكم الصلح اللي أشاروا إليه في حيثياتهم وتجاهلوه، أو في منطقية القيمة المذكورة بالعقد نفسه.</w:t>
       </w:r>
     </w:p>
     <w:p>
@@ -387,7 +387,7 @@
           <w:b w:val="0"/>
           <w:i w:val="0"/>
         </w:rPr>
-        <w:t>.حيرصو حضاو ضقانت اذه ؟هتمذ أربأ يللا هسفن وه هيلع اوقفاو يذلا حلصلا نأ عم ،ةديدج غلابمب ةماسأ مزلت ناشع همدختستو ،هيلع ًءانب حلصلا مت يذلا هسفن ريرقتلا ىلإ عجرت ةمكحملا فيك.يئاهنلا حلصلا مكح بجومب نعاطلا ةمذ اوأربأ جراختلاو حلصلا رضحم يف موصخلا .هتيجحو هتوقب لخيو ،مكحلا قوطنم ىلع ًامتح سكعني للخلا اذه ،مكحلا بابسأ يف ضقانت وأ للخ يف ناك اذإ ينعي ."أزجتت ام ةدحاو ةدحو قوطنملاو بابسألا" نأ ،فورعمو تباث أدبم مهدنع ايلعلا ةمكحملاو يدوعسلا ءاضقلا .مهعيمج فارطألا نيب ًايئاهن عازنلا يهني ضورفملا يللا يساسألا عجرملاو مألا دنتسملا وه اذه ،ةيداع ةقرو درجم وم ـه١٤٣٢ ةنس رداصلا جراختلاو حلصلا مكح</w:t>
+        <w:t>حكم الصلح والتخارج الصادر سنة ١٤٣٢هـ مو مجرد ورقة عادية، هذا هو المستند الأم والمرجع الأساسي اللي المفروض ينهي النزاع نهائياً بين الأطراف جميعهم. القضاء السعودي والمحكمة العليا عندهم مبدأ ثابت ومعروف، أن "الأسباب والمنطوق وحدة واحدة ما تتجزأ". يعني إذا كان في خلل أو تناقض في أسباب الحكم، هذا الخلل ينعكس حتماً على منطوق الحكم، ويخل بقوته وحجيته. الخصوم في محضر الصلح والتخارج أبرأوا ذمة الطاعن بموجب حكم الصلح النهائي.كيف المحكمة ترجع إلى التقرير نفسه الذي تم الصلح بناءً عليه، وتستخدمه عشان تلزم أسامة بمبالغ جديدة، مع أن الصلح الذي وافقوا عليه هو نفسه اللي أبرأ ذمته؟ هذا تناقض واضح وصريح.</w:t>
       </w:r>
     </w:p>
     <w:p>

--- a/zaini_case_audit_output/outputs/word/documents/059_ردود على حكم الالتماس 717.docx
+++ b/zaini_case_audit_output/outputs/word/documents/059_ردود على حكم الالتماس 717.docx
@@ -75,7 +75,7 @@
         <w:bidi/>
       </w:pPr>
       <w:r>
-        <w:t>[نص الضبط / الحكم — المتن الفعلي] ===</w:t>
+        <w:t>[المتن الفعلي: الوقائع / الأسباب / المنطوق] ===</w:t>
         <w:br/>
         <w:t>أولاً: الرد على موضوع الأوراق الجديدة (عقود التأسيس والسجلات التجارية)</w:t>
       </w:r>
@@ -259,19 +259,18 @@
           <w:b w:val="0"/>
           <w:i w:val="0"/>
         </w:rPr>
-        <w:t>(ـه ةرقفلا) مكحلا قوطنم ضقانت عوضوم ىلع درلا :ًاثلاث</w:t>
+        <w:t>ثالثاً: الرد على موضوع تناقض منطوق الحكم (الفقرة هـ)</w:t>
       </w:r>
     </w:p>
     <w:p>
       <w:pPr>
+        <w:pStyle w:val="Heading2"/>
         <w:jc w:val="right"/>
         <w:bidi/>
       </w:pPr>
       <w:r>
-        <w:rPr>
-          <w:b w:val="0"/>
-          <w:i w:val="0"/>
-        </w:rPr>
+        <w:t>[الطلبات / المرفقات] ===</w:t>
+        <w:br/>
         <w:t>المحكمة قالت إن المنطوق واضح وصدر بالإلزام، وإن أسباب الحكم السابق متوافقة مع الطلبات، وإن الملتمس ما بين وجه التناقض في المنطوق. هذا الكلام غير صحيح، والتناقضات اللي في أحكام الدرجة الأولى والاستئناف تثبت العكس. ومن المبادئ المعروفة في القضاء السعودي إن "الأسباب والمنطوق وحدة واحدة ما تتجزأ"، فإذا كان في خلل بالأسباب، هذا الخلل ينعكس على المنطوق ويضعف قوته. والتناقضات اللي تثبت هذا الخلل هي:</w:t>
       </w:r>
     </w:p>
@@ -282,7 +281,7 @@
         <w:bidi/>
       </w:pPr>
       <w:r>
-        <w:t>[ترويسة / كليشة وزارة العدل — معلومات رسمية متكررة] ===</w:t>
+        <w:t>[ترويسة / كليشة رسمية — معلومات متكررة] ===</w:t>
         <w:br/>
         <w:t>التناقض الأول: المحكمة من ناحية استندت إلى إقرار الوالد إنه "ما باع أي شيء من أملاكه لأحد أبنائه"، ومن ناحية أخرى استندت إلى تقارير طبية تثبت أنه كان يعاني النسيان. والأغرب أن نفس هذه الواقعة كانت قدام قاضي المحكمة العامة في قضية الحجر على المرحوم والقاضي وقتها حكم برد دعوى الخصوم، وقرر إنه المرحوم ما يحتاج إلى ولي، واستند إلى التقرير نفسه من الصحة النفسية الذي أكد صحة أهليته، رغم أنه يعاني النسيان. ليش القضاة هنا أخذوا بإقراره السلبي بعدم البيع، وقاضي الحجر شاف التقارير نفسها، وحكم بكامل أهليته، ورد دعوى الحجر؟ هذا التناقض أثر في الحكم.</w:t>
       </w:r>
@@ -294,7 +293,7 @@
         <w:bidi/>
       </w:pPr>
       <w:r>
-        <w:t>[نص الضبط / الحكم — المتن الفعلي] ===</w:t>
+        <w:t>[المتن الفعلي: الوقائع / الأسباب / المنطوق] ===</w:t>
         <w:br/>
         <w:t>التناقض الثاني: المحكمة قالت إنها "غير ملزمة بتحقيق العقد" رغم وجود قرائن عندها تثبت عدم صحته، وبعدين راحت وحكمت بعدم صحة العقد بناء على القرائن نفسها بدون تحقيق. هذا التناقض في التسبيب جعل الحكم يخلو من أساس موضوعي سليم.</w:t>
       </w:r>
@@ -483,27 +482,25 @@
     </w:p>
     <w:p>
       <w:pPr>
+        <w:pStyle w:val="Heading2"/>
         <w:jc w:val="right"/>
         <w:bidi/>
       </w:pPr>
       <w:r>
-        <w:rPr>
-          <w:b w:val="0"/>
-          <w:i w:val="0"/>
-        </w:rPr>
+        <w:t>[الطلبات / المرفقات] ===</w:t>
+        <w:br/>
         <w:t>الخلاصة:</w:t>
       </w:r>
     </w:p>
     <w:p>
       <w:pPr>
+        <w:pStyle w:val="Heading2"/>
         <w:jc w:val="right"/>
         <w:bidi/>
       </w:pPr>
       <w:r>
-        <w:rPr>
-          <w:b w:val="0"/>
-          <w:i w:val="0"/>
-        </w:rPr>
+        <w:t>[المتن الفعلي: الوقائع / الأسباب / المنطوق] ===</w:t>
+        <w:br/>
         <w:t>التناقض هنا إن المحكمة تجاهلت حكماً قضائياً بات (حكم الصلح)، وبنَت حكمها على تقرير استخدم في قضية سابقة انتهت بإبراء الذمة. هذا التناقض بين الذي اتفق عليه قضائياً واللي حكمت به المحكمة لاحقاً، يجعل منطوق الحكمين غير قائمين على أساس سليم، وهذا سبب قوي جداً يستوجب نقض الحكم.</w:t>
       </w:r>
     </w:p>

--- a/zaini_case_audit_output/outputs/word/documents/059_ردود على حكم الالتماس 717.docx
+++ b/zaini_case_audit_output/outputs/word/documents/059_ردود على حكم الالتماس 717.docx
@@ -51,20 +51,6 @@
           <w:i/>
         </w:rPr>
         <w:t>[مخرج آلي / Script Output - سماوي]  [مخرج آلي يحتاج مراجعة بشرية - وردي]</w:t>
-      </w:r>
-    </w:p>
-    <w:p>
-      <w:pPr>
-        <w:jc w:val="right"/>
-        <w:bidi/>
-      </w:pPr>
-      <w:r>
-        <w:rPr>
-          <w:b w:val="0"/>
-          <w:i/>
-          <w:color w:val="C00000"/>
-        </w:rPr>
-        <w:t>[نص ممسوح OCR صُحِّح ترتيبه آلياً — قد يحتوي أخطاء طفيفة]</w:t>
       </w:r>
     </w:p>
     <w:p/>
@@ -142,7 +128,7 @@
           <w:b w:val="0"/>
           <w:i w:val="0"/>
         </w:rPr>
-        <w:t>.ينوناق فرصت وأ ةينوناق ةعقاو ىلع ليلدلا ةماقإ وه تابثإلا نإ لوقت (1) ةداملا تابثإلا ماظنو .اهب دتعت ةمكحملا ضورفملا ناك ،ةطبارتم ةلدأ نع ةرابع نعاطلا اهباج يللا تادنتسملا هذه :ًاعبار</w:t>
+        <w:t>رابعاً: هذه المستندات اللي جابها الطاعن عبارة عن أدلة مترابطة، كان المفروض المحكمة تعتد بها. ونظام الإثبات المادة (1) تقول إن الإثبات هو إقامة الدليل على واقعة قانونية أو تصرف قانوني.</w:t>
       </w:r>
     </w:p>
     <w:p>
@@ -438,7 +424,7 @@
           <w:b w:val="0"/>
           <w:i w:val="0"/>
         </w:rPr>
-        <w:t>(ةكرشلا يف رشابملا هبيصن) ناندعل ةيصخشلا قوقحلا -\</w:t>
+        <w:t>\- الحقوق الشخصية لعدنان (نصيبه المباشر في الشركة)</w:t>
       </w:r>
     </w:p>
     <w:p>
@@ -451,7 +437,7 @@
           <w:b w:val="0"/>
           <w:i w:val="0"/>
         </w:rPr>
-        <w:t>(هدلاو نم هيلإ تلآ يتلا) ةثوروملا قوقحلا -\</w:t>
+        <w:t>\- الحقوق الموروثة (التي آلت إليه من والده)</w:t>
       </w:r>
     </w:p>
     <w:p>
@@ -527,7 +513,7 @@
           <w:b w:val="0"/>
           <w:i w:val="0"/>
         </w:rPr>
-        <w:t>(ز ةرقفلا) حيحصلا ليثمتلا مدع عوضوم ىلع درلا :ًاعبار</w:t>
+        <w:t>رابعاً: الرد على موضوع عدم التمثيل الصحيح (الفقرة ز)</w:t>
       </w:r>
     </w:p>
     <w:p>
